--- a/public/downloads/wzor-konspektu-pracy-magisterskiej.docx
+++ b/public/downloads/wzor-konspektu-pracy-magisterskiej.docx
@@ -32,7 +32,7 @@
         <w:t xml:space="preserve">To gotowy szablon konspektu (planu pracy) do wypełnienia. Pola w nawiasach kwadratowych […] zastąp własną treścią. Niebieskie komentarze opisują, co powinno znaleźć się w danej części — usuń je w swojej wersji. Konspekt zatwierdza promotor, najczęściej na zaliczenie pierwszego semestru seminarium. Pełny poradnik: praca-magisterska.pl/poradniki/konspekt/</w:t>
       </w:r>
     </w:p>
-    <w:bookmarkStart w:id="20" w:name="dane-formalne"/>
+    <w:bookmarkStart w:id="9" w:name="_0feac6bf3dcbb080f96c197759c2f40a6db83be"/>
     <w:p>
       <w:pPr>
         <w:pStyle w:val="Heading1"/>
@@ -159,8 +159,8 @@
         <w:t xml:space="preserve">[Tytuł na etapie konspektu jest roboczy — może się jeszcze zmienić. Powinien jednak już zawierać badane zmienne lub problem, a nie być ogólnym hasłem.]</w:t>
       </w:r>
     </w:p>
-    <w:bookmarkEnd w:id="20"/>
-    <w:bookmarkStart w:id="21" w:name="uzasadnienie-wyboru-tematu"/>
+    <w:bookmarkEnd w:id="9"/>
+    <w:bookmarkStart w:id="10" w:name="_63153411819edf918696c517cc7a062868c2f17"/>
     <w:p>
       <w:pPr>
         <w:pStyle w:val="Heading1"/>
@@ -185,8 +185,8 @@
         <w:t xml:space="preserve">[Nie pisz „temat jest ciekawy”. Wskaż konkretną lukę: czego dotychczasowe badania nie wyjaśniły, albo jaki nowy kontekst/grupę wprowadzasz. To uzasadnia istnienie pracy.]</w:t>
       </w:r>
     </w:p>
-    <w:bookmarkEnd w:id="21"/>
-    <w:bookmarkStart w:id="22" w:name="cel-pracy"/>
+    <w:bookmarkEnd w:id="10"/>
+    <w:bookmarkStart w:id="11" w:name="_0c201d43612463510e4680c0ae13c967208e257"/>
     <w:p>
       <w:pPr>
         <w:pStyle w:val="Heading1"/>
@@ -269,8 +269,8 @@
         <w:t xml:space="preserve">[Cel główny formułuj jako jedno zdanie. Cele szczegółowe (3–5) to etapy realizacji celu głównego — każdy powinien dać się później „domknąć” w pracy.]</w:t>
       </w:r>
     </w:p>
-    <w:bookmarkEnd w:id="22"/>
-    <w:bookmarkStart w:id="23" w:name="problemy-badawcze-i-hipotezy"/>
+    <w:bookmarkEnd w:id="11"/>
+    <w:bookmarkStart w:id="12" w:name="_c2fbace818d57240a281c33277a18d6ec535b2f"/>
     <w:p>
       <w:pPr>
         <w:pStyle w:val="Heading1"/>
@@ -403,8 +403,8 @@
         <w:t xml:space="preserve">[Hipotezy stawia się tylko w pracach empirycznych — muszą być weryfikowalne konkretną metodą. W pracach teoretycznych ten punkt zastępują same problemy badawcze.]</w:t>
       </w:r>
     </w:p>
-    <w:bookmarkEnd w:id="23"/>
-    <w:bookmarkStart w:id="24" w:name="metoda-badań"/>
+    <w:bookmarkEnd w:id="12"/>
+    <w:bookmarkStart w:id="13" w:name="_c329567fcfa27a4218b663a5dd08a04931b2794"/>
     <w:p>
       <w:pPr>
         <w:pStyle w:val="Heading1"/>
@@ -553,8 +553,8 @@
         <w:t xml:space="preserve">[Im konkretniej tu napiszesz, tym mniej poprawek później. Każde narzędzie i każdy test musi mieć uzasadnienie i odpowiadać postawionym hipotezom.]</w:t>
       </w:r>
     </w:p>
-    <w:bookmarkEnd w:id="24"/>
-    <w:bookmarkStart w:id="25" w:name="wstępny-plan-pracy-spis-treści"/>
+    <w:bookmarkEnd w:id="13"/>
+    <w:bookmarkStart w:id="14" w:name="_ed5e23f20eebd8e0e37526923e586c44298da69"/>
     <w:p>
       <w:pPr>
         <w:pStyle w:val="Heading1"/>
@@ -681,8 +681,8 @@
         <w:t xml:space="preserve">[Centralny element konspektu. Podaj tytuły rozdziałów i podrozdziałów, krótki opis zawartości i orientacyjną liczbę stron. Typowa praca: wstęp, 3–5 rozdziałów, zakończenie.]</w:t>
       </w:r>
     </w:p>
-    <w:bookmarkEnd w:id="25"/>
-    <w:bookmarkStart w:id="26" w:name="wstępna-bibliografia"/>
+    <w:bookmarkEnd w:id="14"/>
+    <w:bookmarkStart w:id="15" w:name="_f43b5f756b364d408785fdd975d1c8fae76624e"/>
     <w:p>
       <w:pPr>
         <w:pStyle w:val="Heading1"/>
@@ -748,8 +748,8 @@
         <w:t xml:space="preserve">[Na etapie konspektu zwykle 15–30 kluczowych pozycji (docelowo w pracy 30–50+), w większości z ostatnich 5–10 lat, z literaturą zagraniczną. Zapis w stylu obowiązującym na kierunku (np. APA).]</w:t>
       </w:r>
     </w:p>
-    <w:bookmarkEnd w:id="26"/>
-    <w:bookmarkStart w:id="30" w:name="harmonogram-pracy"/>
+    <w:bookmarkEnd w:id="15"/>
+    <w:bookmarkStart w:id="20" w:name="_8b9183b36cc43919316e1381b12c62cb1ad9fb2"/>
     <w:p>
       <w:pPr>
         <w:pStyle w:val="Heading1"/>
@@ -924,7 +924,7 @@
     </w:p>
     <w:p>
       <w:pPr>
-        <w:pStyle w:val="BodyText"/>
+        <w:pStyle w:val="FirstParagraph"/>
       </w:pPr>
       <w:r>
         <w:t xml:space="preserve">Wzór przygotowała redakcja serwisu</w:t>
@@ -952,7 +952,7 @@
           <w:b/>
           <w:bCs/>
         </w:rPr>
-        <w:t xml:space="preserve">Smart-Edu.ai — pierwsza wersja pracy w kilka godzin, nie w kilka miesięcy</w:t>
+        <w:t xml:space="preserve">„Jak napisać pracę magisterską od A do Z” — ebook, 250 stron</w:t>
       </w:r>
     </w:p>
     <w:p>
@@ -960,21 +960,27 @@
         <w:pStyle w:val="Note"/>
       </w:pPr>
       <w:r>
-        <w:t xml:space="preserve">Podajesz temat, kierunek studiów i wytyczne promotora, a sztuczna inteligencja generuje unikalny, gotowy do edycji tekst: z poprawną strukturą rozdziałów, przypisami i bibliografią. Rejestracja jest darmowa, płacisz wyłącznie za wygenerowany tekst.</w:t>
+        <w:t xml:space="preserve">Ten wzór daje gotowy układ. Ebook prowadzi krok po kroku przez każdą część pracy: wybór tematu, rozdział teoretyczny, metodologię, analizę wyników, zakończenie i obronę. Szablony, checklisty i rozdział o etycznym korzystaniu z AI, 39 zł.</w:t>
       </w:r>
     </w:p>
     <w:p>
       <w:pPr>
         <w:pStyle w:val="Note"/>
       </w:pPr>
-      <w:hyperlink r:id="rId27">
+      <w:r>
+        <w:t xml:space="preserve">Rozdział o metodologii badań przejrzysz za darmo:</w:t>
+      </w:r>
+      <w:r>
+        <w:t xml:space="preserve"> </w:t>
+      </w:r>
+      <w:hyperlink r:id="rId16">
         <w:r>
           <w:rPr>
             <w:rStyle w:val="Hyperlink"/>
             <w:b/>
             <w:bCs/>
           </w:rPr>
-          <w:t xml:space="preserve">www.smart-edu.ai/pl/masters-thesis</w:t>
+          <w:t xml:space="preserve">praca-magisterska.pl/sklep/praca-magisterska-ebook/</w:t>
         </w:r>
       </w:hyperlink>
     </w:p>
@@ -983,35 +989,50 @@
         <w:pStyle w:val="BodyText"/>
       </w:pPr>
       <w:r>
-        <w:t xml:space="preserve">Wolisz napisać pracę w pełni samodzielnie? Pomoże Ci ebook</w:t>
+        <w:t xml:space="preserve">Chcesz zobaczyć, jak wygląda cała praca? Zajrzyj do</w:t>
       </w:r>
       <w:r>
         <w:t xml:space="preserve"> </w:t>
       </w:r>
-      <w:r>
-        <w:rPr>
-          <w:b/>
-          <w:bCs/>
-        </w:rPr>
-        <w:t xml:space="preserve">„Jak napisać pracę magisterską. Kompletny przewodnik od A do Z”</w:t>
-      </w:r>
-      <w:r>
-        <w:t xml:space="preserve"> </w:t>
-      </w:r>
-      <w:r>
-        <w:t xml:space="preserve">— 250 stron praktycznych wskazówek, szablonów i checklist, z rozdziałem o etycznym korzystaniu z AI:</w:t>
-      </w:r>
-      <w:r>
-        <w:t xml:space="preserve"> </w:t>
-      </w:r>
-      <w:hyperlink r:id="rId28">
+      <w:hyperlink r:id="rId17">
         <w:r>
           <w:rPr>
             <w:rStyle w:val="Hyperlink"/>
           </w:rPr>
-          <w:t xml:space="preserve">www.praca-magisterska.pl/sklep/praca-magisterska-ebook/</w:t>
+          <w:t xml:space="preserve">katalogu gotowych prac wzorcowych</w:t>
         </w:r>
       </w:hyperlink>
+      <w:r>
+        <w:t xml:space="preserve"> </w:t>
+      </w:r>
+      <w:r>
+        <w:t xml:space="preserve">z przypisami i bibliografią (59 zł za pracę).</w:t>
+      </w:r>
+    </w:p>
+    <w:p>
+      <w:pPr>
+        <w:pStyle w:val="BodyText"/>
+      </w:pPr>
+      <w:r>
+        <w:t xml:space="preserve">Generator</w:t>
+      </w:r>
+      <w:r>
+        <w:t xml:space="preserve"> </w:t>
+      </w:r>
+      <w:hyperlink r:id="rId18">
+        <w:r>
+          <w:rPr>
+            <w:rStyle w:val="Hyperlink"/>
+          </w:rPr>
+          <w:t xml:space="preserve">Smart-Edu.ai</w:t>
+        </w:r>
+      </w:hyperlink>
+      <w:r>
+        <w:t xml:space="preserve"> </w:t>
+      </w:r>
+      <w:r>
+        <w:t xml:space="preserve">przygotuje pierwszą wersję tekstu z pomocą sztucznej inteligencji, jeśli wolisz zacząć od szkicu.</w:t>
+      </w:r>
     </w:p>
     <w:p>
       <w:pPr>
@@ -1027,7 +1048,7 @@
       <w:r>
         <w:t xml:space="preserve"> </w:t>
       </w:r>
-      <w:hyperlink r:id="rId29">
+      <w:hyperlink r:id="rId19">
         <w:r>
           <w:rPr>
             <w:rStyle w:val="Hyperlink"/>
@@ -1038,7 +1059,7 @@
         </w:r>
       </w:hyperlink>
     </w:p>
-    <w:bookmarkEnd w:id="30"/>
+    <w:bookmarkEnd w:id="20"/>
     <w:sectPr/>
   </w:body>
 </w:document>

--- a/public/downloads/wzor-konspektu-pracy-magisterskiej.docx
+++ b/public/downloads/wzor-konspektu-pracy-magisterskiej.docx
@@ -960,7 +960,7 @@
         <w:pStyle w:val="Note"/>
       </w:pPr>
       <w:r>
-        <w:t xml:space="preserve">Ten wzór daje gotowy układ. Ebook prowadzi krok po kroku przez każdą część pracy: wybór tematu, rozdział teoretyczny, metodologię, analizę wyników, zakończenie i obronę. Szablony, checklisty i rozdział o etycznym korzystaniu z AI, 39 zł.</w:t>
+        <w:t xml:space="preserve">Ten wzór daje gotowy układ. Ebook prowadzi krok po kroku przez każdą część pracy: wybór tematu, rozdział teoretyczny, metodologię, analizę wyników, zakończenie i obronę. Szablony, checklisty i rozdział o etycznym korzystaniu z AI, 49 zł.</w:t>
       </w:r>
     </w:p>
     <w:p>
